--- a/ModernControl/word_output/ch09_ActorCritic框架与策略梯度重构.docx
+++ b/ModernControl/word_output/ch09_ActorCritic框架与策略梯度重构.docx
@@ -2,7 +2,7 @@
 <file path=word/document.xml><?xml version="1.0" encoding="utf-8"?>
 <w:document xmlns:w="http://schemas.openxmlformats.org/wordprocessingml/2006/main" xmlns:m="http://schemas.openxmlformats.org/officeDocument/2006/math" xmlns:r="http://schemas.openxmlformats.org/officeDocument/2006/relationships" xmlns:o="urn:schemas-microsoft-com:office:office" xmlns:v="urn:schemas-microsoft-com:vml" xmlns:w10="urn:schemas-microsoft-com:office:word" xmlns:a="http://schemas.openxmlformats.org/drawingml/2006/main" xmlns:pic="http://schemas.openxmlformats.org/drawingml/2006/picture" xmlns:wp="http://schemas.openxmlformats.org/drawingml/2006/wordprocessingDrawing">
   <w:body>
-    <w:bookmarkStart w:id="49" w:name="第9章-actor-critic框架与策略梯度重构"/>
+    <w:bookmarkStart w:id="50" w:name="第9章-actor-critic框架与策略梯度重构"/>
     <w:p>
       <w:pPr>
         <w:pStyle w:val="Heading1"/>
@@ -276,6 +276,19 @@
           <w:bCs/>
         </w:rPr>
         <w:t xml:space="preserve">价值方法与策略方法对比</w:t>
+      </w:r>
+    </w:p>
+    <w:p>
+      <w:pPr>
+        <w:pStyle w:val="BodyText"/>
+      </w:pPr>
+      <w:r>
+        <w:rPr>
+          <w:rFonts w:hint="eastAsia"/>
+          <w:b/>
+          <w:bCs/>
+        </w:rPr>
+        <w:t xml:space="preserve">表9-1</w:t>
       </w:r>
     </w:p>
     <w:tbl>
@@ -17331,6 +17344,19 @@
         <w:t xml:space="preserve">DDPG与A2C对比</w:t>
       </w:r>
     </w:p>
+    <w:p>
+      <w:pPr>
+        <w:pStyle w:val="BodyText"/>
+      </w:pPr>
+      <w:r>
+        <w:rPr>
+          <w:rFonts w:hint="eastAsia"/>
+          <w:b/>
+          <w:bCs/>
+        </w:rPr>
+        <w:t xml:space="preserve">表9-2</w:t>
+      </w:r>
+    </w:p>
     <w:tbl>
       <w:tblPr>
         <w:tblStyle w:val="Table"/>
@@ -17905,6 +17931,19 @@
         <w:t xml:space="preserve">不同优势估计器的偏差-方差特性</w:t>
       </w:r>
     </w:p>
+    <w:p>
+      <w:pPr>
+        <w:pStyle w:val="BodyText"/>
+      </w:pPr>
+      <w:r>
+        <w:rPr>
+          <w:rFonts w:hint="eastAsia"/>
+          <w:b/>
+          <w:bCs/>
+        </w:rPr>
+        <w:t xml:space="preserve">表9-3</w:t>
+      </w:r>
+    </w:p>
     <w:tbl>
       <w:tblPr>
         <w:tblStyle w:val="Table"/>
@@ -19341,6 +19380,19 @@
           <w:rFonts w:hint="eastAsia"/>
         </w:rPr>
         <w:t xml:space="preserve">基础A-C的三大问题与现代解决方案</w:t>
+      </w:r>
+    </w:p>
+    <w:p>
+      <w:pPr>
+        <w:pStyle w:val="FirstParagraph"/>
+      </w:pPr>
+      <w:r>
+        <w:rPr>
+          <w:rFonts w:hint="eastAsia"/>
+          <w:b/>
+          <w:bCs/>
+        </w:rPr>
+        <w:t xml:space="preserve">表9-4</w:t>
       </w:r>
     </w:p>
     <w:tbl>
@@ -20894,7 +20946,1630 @@
       </w:r>
     </w:p>
     <w:bookmarkEnd w:id="46"/>
-    <w:bookmarkStart w:id="47" w:name="习题"/>
+    <w:bookmarkStart w:id="47" w:name="代码示例actor-critic-单闸门水位控制"/>
+    <w:p>
+      <w:pPr>
+        <w:pStyle w:val="Heading2"/>
+      </w:pPr>
+      <w:r>
+        <w:rPr>
+          <w:rFonts w:hint="eastAsia"/>
+        </w:rPr>
+        <w:t xml:space="preserve">代码示例：Actor-Critic</w:t>
+      </w:r>
+      <w:r>
+        <w:t xml:space="preserve"> </w:t>
+      </w:r>
+      <w:r>
+        <w:rPr>
+          <w:rFonts w:hint="eastAsia"/>
+        </w:rPr>
+        <w:t xml:space="preserve">单闸门水位控制</w:t>
+      </w:r>
+    </w:p>
+    <w:p>
+      <w:pPr>
+        <w:pStyle w:val="FirstParagraph"/>
+      </w:pPr>
+      <w:r>
+        <w:rPr>
+          <w:rFonts w:hint="eastAsia"/>
+        </w:rPr>
+        <w:t xml:space="preserve">以下代码展示了高斯策略</w:t>
+      </w:r>
+      <w:r>
+        <w:t xml:space="preserve"> Actor-Critic </w:t>
+      </w:r>
+      <w:r>
+        <w:rPr>
+          <w:rFonts w:hint="eastAsia"/>
+        </w:rPr>
+        <w:t xml:space="preserve">算法在单闸门水位控制中的应用。Actor</w:t>
+      </w:r>
+      <w:r>
+        <w:t xml:space="preserve"> </w:t>
+      </w:r>
+      <w:r>
+        <w:rPr>
+          <w:rFonts w:hint="eastAsia"/>
+        </w:rPr>
+        <w:t xml:space="preserve">输出连续动作（闸门开度），Critic</w:t>
+      </w:r>
+      <w:r>
+        <w:t xml:space="preserve"> </w:t>
+      </w:r>
+      <w:r>
+        <w:rPr>
+          <w:rFonts w:hint="eastAsia"/>
+        </w:rPr>
+        <w:t xml:space="preserve">用</w:t>
+      </w:r>
+      <w:r>
+        <w:t xml:space="preserve"> TD </w:t>
+      </w:r>
+      <w:r>
+        <w:rPr>
+          <w:rFonts w:hint="eastAsia"/>
+        </w:rPr>
+        <w:t xml:space="preserve">误差评估状态价值。</w:t>
+      </w:r>
+    </w:p>
+    <w:p>
+      <w:pPr>
+        <w:pStyle w:val="SourceCode"/>
+      </w:pPr>
+      <w:r>
+        <w:rPr>
+          <w:rStyle w:val="ImportTok"/>
+        </w:rPr>
+        <w:t xml:space="preserve">import</w:t>
+      </w:r>
+      <w:r>
+        <w:rPr>
+          <w:rStyle w:val="NormalTok"/>
+        </w:rPr>
+        <w:t xml:space="preserve"> numpy </w:t>
+      </w:r>
+      <w:r>
+        <w:rPr>
+          <w:rStyle w:val="ImportTok"/>
+        </w:rPr>
+        <w:t xml:space="preserve">as</w:t>
+      </w:r>
+      <w:r>
+        <w:rPr>
+          <w:rStyle w:val="NormalTok"/>
+        </w:rPr>
+        <w:t xml:space="preserve"> np</w:t>
+      </w:r>
+      <w:r>
+        <w:br/>
+      </w:r>
+      <w:r>
+        <w:br/>
+      </w:r>
+      <w:r>
+        <w:rPr>
+          <w:rStyle w:val="NormalTok"/>
+        </w:rPr>
+        <w:t xml:space="preserve">np.random.seed(</w:t>
+      </w:r>
+      <w:r>
+        <w:rPr>
+          <w:rStyle w:val="DecValTok"/>
+        </w:rPr>
+        <w:t xml:space="preserve">7</w:t>
+      </w:r>
+      <w:r>
+        <w:rPr>
+          <w:rStyle w:val="NormalTok"/>
+        </w:rPr>
+        <w:t xml:space="preserve">)</w:t>
+      </w:r>
+      <w:r>
+        <w:br/>
+      </w:r>
+      <w:r>
+        <w:rPr>
+          <w:rStyle w:val="NormalTok"/>
+        </w:rPr>
+        <w:t xml:space="preserve">A, dt, Qin, k_gate </w:t>
+      </w:r>
+      <w:r>
+        <w:rPr>
+          <w:rStyle w:val="OperatorTok"/>
+        </w:rPr>
+        <w:t xml:space="preserve">=</w:t>
+      </w:r>
+      <w:r>
+        <w:rPr>
+          <w:rStyle w:val="NormalTok"/>
+        </w:rPr>
+        <w:t xml:space="preserve"> </w:t>
+      </w:r>
+      <w:r>
+        <w:rPr>
+          <w:rStyle w:val="FloatTok"/>
+        </w:rPr>
+        <w:t xml:space="preserve">100.0</w:t>
+      </w:r>
+      <w:r>
+        <w:rPr>
+          <w:rStyle w:val="NormalTok"/>
+        </w:rPr>
+        <w:t xml:space="preserve">, </w:t>
+      </w:r>
+      <w:r>
+        <w:rPr>
+          <w:rStyle w:val="FloatTok"/>
+        </w:rPr>
+        <w:t xml:space="preserve">1.0</w:t>
+      </w:r>
+      <w:r>
+        <w:rPr>
+          <w:rStyle w:val="NormalTok"/>
+        </w:rPr>
+        <w:t xml:space="preserve">, </w:t>
+      </w:r>
+      <w:r>
+        <w:rPr>
+          <w:rStyle w:val="FloatTok"/>
+        </w:rPr>
+        <w:t xml:space="preserve">8.0</w:t>
+      </w:r>
+      <w:r>
+        <w:rPr>
+          <w:rStyle w:val="NormalTok"/>
+        </w:rPr>
+        <w:t xml:space="preserve">, </w:t>
+      </w:r>
+      <w:r>
+        <w:rPr>
+          <w:rStyle w:val="FloatTok"/>
+        </w:rPr>
+        <w:t xml:space="preserve">12.0</w:t>
+      </w:r>
+      <w:r>
+        <w:br/>
+      </w:r>
+      <w:r>
+        <w:rPr>
+          <w:rStyle w:val="NormalTok"/>
+        </w:rPr>
+        <w:t xml:space="preserve">h_ref, gamma </w:t>
+      </w:r>
+      <w:r>
+        <w:rPr>
+          <w:rStyle w:val="OperatorTok"/>
+        </w:rPr>
+        <w:t xml:space="preserve">=</w:t>
+      </w:r>
+      <w:r>
+        <w:rPr>
+          <w:rStyle w:val="NormalTok"/>
+        </w:rPr>
+        <w:t xml:space="preserve"> </w:t>
+      </w:r>
+      <w:r>
+        <w:rPr>
+          <w:rStyle w:val="FloatTok"/>
+        </w:rPr>
+        <w:t xml:space="preserve">5.0</w:t>
+      </w:r>
+      <w:r>
+        <w:rPr>
+          <w:rStyle w:val="NormalTok"/>
+        </w:rPr>
+        <w:t xml:space="preserve">, </w:t>
+      </w:r>
+      <w:r>
+        <w:rPr>
+          <w:rStyle w:val="FloatTok"/>
+        </w:rPr>
+        <w:t xml:space="preserve">0.95</w:t>
+      </w:r>
+      <w:r>
+        <w:br/>
+      </w:r>
+      <w:r>
+        <w:rPr>
+          <w:rStyle w:val="NormalTok"/>
+        </w:rPr>
+        <w:t xml:space="preserve">lr_a, lr_c </w:t>
+      </w:r>
+      <w:r>
+        <w:rPr>
+          <w:rStyle w:val="OperatorTok"/>
+        </w:rPr>
+        <w:t xml:space="preserve">=</w:t>
+      </w:r>
+      <w:r>
+        <w:rPr>
+          <w:rStyle w:val="NormalTok"/>
+        </w:rPr>
+        <w:t xml:space="preserve"> </w:t>
+      </w:r>
+      <w:r>
+        <w:rPr>
+          <w:rStyle w:val="FloatTok"/>
+        </w:rPr>
+        <w:t xml:space="preserve">0.01</w:t>
+      </w:r>
+      <w:r>
+        <w:rPr>
+          <w:rStyle w:val="NormalTok"/>
+        </w:rPr>
+        <w:t xml:space="preserve">, </w:t>
+      </w:r>
+      <w:r>
+        <w:rPr>
+          <w:rStyle w:val="FloatTok"/>
+        </w:rPr>
+        <w:t xml:space="preserve">0.05</w:t>
+      </w:r>
+      <w:r>
+        <w:br/>
+      </w:r>
+      <w:r>
+        <w:br/>
+      </w:r>
+      <w:r>
+        <w:rPr>
+          <w:rStyle w:val="CommentTok"/>
+        </w:rPr>
+        <w:t xml:space="preserve"># Actor: mu = wa*h + ba, sigma固定；Critic: V = wc*h + bc</w:t>
+      </w:r>
+      <w:r>
+        <w:br/>
+      </w:r>
+      <w:r>
+        <w:rPr>
+          <w:rStyle w:val="NormalTok"/>
+        </w:rPr>
+        <w:t xml:space="preserve">wa, ba </w:t>
+      </w:r>
+      <w:r>
+        <w:rPr>
+          <w:rStyle w:val="OperatorTok"/>
+        </w:rPr>
+        <w:t xml:space="preserve">=</w:t>
+      </w:r>
+      <w:r>
+        <w:rPr>
+          <w:rStyle w:val="NormalTok"/>
+        </w:rPr>
+        <w:t xml:space="preserve"> np.random.randn() </w:t>
+      </w:r>
+      <w:r>
+        <w:rPr>
+          <w:rStyle w:val="OperatorTok"/>
+        </w:rPr>
+        <w:t xml:space="preserve">*</w:t>
+      </w:r>
+      <w:r>
+        <w:rPr>
+          <w:rStyle w:val="NormalTok"/>
+        </w:rPr>
+        <w:t xml:space="preserve"> </w:t>
+      </w:r>
+      <w:r>
+        <w:rPr>
+          <w:rStyle w:val="FloatTok"/>
+        </w:rPr>
+        <w:t xml:space="preserve">0.1</w:t>
+      </w:r>
+      <w:r>
+        <w:rPr>
+          <w:rStyle w:val="NormalTok"/>
+        </w:rPr>
+        <w:t xml:space="preserve">, </w:t>
+      </w:r>
+      <w:r>
+        <w:rPr>
+          <w:rStyle w:val="FloatTok"/>
+        </w:rPr>
+        <w:t xml:space="preserve">0.0</w:t>
+      </w:r>
+      <w:r>
+        <w:br/>
+      </w:r>
+      <w:r>
+        <w:rPr>
+          <w:rStyle w:val="NormalTok"/>
+        </w:rPr>
+        <w:t xml:space="preserve">wc, bc </w:t>
+      </w:r>
+      <w:r>
+        <w:rPr>
+          <w:rStyle w:val="OperatorTok"/>
+        </w:rPr>
+        <w:t xml:space="preserve">=</w:t>
+      </w:r>
+      <w:r>
+        <w:rPr>
+          <w:rStyle w:val="NormalTok"/>
+        </w:rPr>
+        <w:t xml:space="preserve"> np.random.randn() </w:t>
+      </w:r>
+      <w:r>
+        <w:rPr>
+          <w:rStyle w:val="OperatorTok"/>
+        </w:rPr>
+        <w:t xml:space="preserve">*</w:t>
+      </w:r>
+      <w:r>
+        <w:rPr>
+          <w:rStyle w:val="NormalTok"/>
+        </w:rPr>
+        <w:t xml:space="preserve"> </w:t>
+      </w:r>
+      <w:r>
+        <w:rPr>
+          <w:rStyle w:val="FloatTok"/>
+        </w:rPr>
+        <w:t xml:space="preserve">0.1</w:t>
+      </w:r>
+      <w:r>
+        <w:rPr>
+          <w:rStyle w:val="NormalTok"/>
+        </w:rPr>
+        <w:t xml:space="preserve">, </w:t>
+      </w:r>
+      <w:r>
+        <w:rPr>
+          <w:rStyle w:val="FloatTok"/>
+        </w:rPr>
+        <w:t xml:space="preserve">0.0</w:t>
+      </w:r>
+      <w:r>
+        <w:br/>
+      </w:r>
+      <w:r>
+        <w:rPr>
+          <w:rStyle w:val="NormalTok"/>
+        </w:rPr>
+        <w:t xml:space="preserve">sigma </w:t>
+      </w:r>
+      <w:r>
+        <w:rPr>
+          <w:rStyle w:val="OperatorTok"/>
+        </w:rPr>
+        <w:t xml:space="preserve">=</w:t>
+      </w:r>
+      <w:r>
+        <w:rPr>
+          <w:rStyle w:val="NormalTok"/>
+        </w:rPr>
+        <w:t xml:space="preserve"> </w:t>
+      </w:r>
+      <w:r>
+        <w:rPr>
+          <w:rStyle w:val="FloatTok"/>
+        </w:rPr>
+        <w:t xml:space="preserve">0.12</w:t>
+      </w:r>
+      <w:r>
+        <w:rPr>
+          <w:rStyle w:val="NormalTok"/>
+        </w:rPr>
+        <w:t xml:space="preserve">  </w:t>
+      </w:r>
+      <w:r>
+        <w:rPr>
+          <w:rStyle w:val="CommentTok"/>
+        </w:rPr>
+        <w:t xml:space="preserve"># 高斯策略标准差（固定）</w:t>
+      </w:r>
+      <w:r>
+        <w:br/>
+      </w:r>
+      <w:r>
+        <w:br/>
+      </w:r>
+      <w:r>
+        <w:rPr>
+          <w:rStyle w:val="KeywordTok"/>
+        </w:rPr>
+        <w:t xml:space="preserve">def</w:t>
+      </w:r>
+      <w:r>
+        <w:rPr>
+          <w:rStyle w:val="NormalTok"/>
+        </w:rPr>
+        <w:t xml:space="preserve"> env_step(h, u):</w:t>
+      </w:r>
+      <w:r>
+        <w:br/>
+      </w:r>
+      <w:r>
+        <w:rPr>
+          <w:rStyle w:val="NormalTok"/>
+        </w:rPr>
+        <w:t xml:space="preserve">    h2 </w:t>
+      </w:r>
+      <w:r>
+        <w:rPr>
+          <w:rStyle w:val="OperatorTok"/>
+        </w:rPr>
+        <w:t xml:space="preserve">=</w:t>
+      </w:r>
+      <w:r>
+        <w:rPr>
+          <w:rStyle w:val="NormalTok"/>
+        </w:rPr>
+        <w:t xml:space="preserve"> h </w:t>
+      </w:r>
+      <w:r>
+        <w:rPr>
+          <w:rStyle w:val="OperatorTok"/>
+        </w:rPr>
+        <w:t xml:space="preserve">+</w:t>
+      </w:r>
+      <w:r>
+        <w:rPr>
+          <w:rStyle w:val="NormalTok"/>
+        </w:rPr>
+        <w:t xml:space="preserve"> (Qin </w:t>
+      </w:r>
+      <w:r>
+        <w:rPr>
+          <w:rStyle w:val="OperatorTok"/>
+        </w:rPr>
+        <w:t xml:space="preserve">-</w:t>
+      </w:r>
+      <w:r>
+        <w:rPr>
+          <w:rStyle w:val="NormalTok"/>
+        </w:rPr>
+        <w:t xml:space="preserve"> k_gate </w:t>
+      </w:r>
+      <w:r>
+        <w:rPr>
+          <w:rStyle w:val="OperatorTok"/>
+        </w:rPr>
+        <w:t xml:space="preserve">*</w:t>
+      </w:r>
+      <w:r>
+        <w:rPr>
+          <w:rStyle w:val="NormalTok"/>
+        </w:rPr>
+        <w:t xml:space="preserve"> u) </w:t>
+      </w:r>
+      <w:r>
+        <w:rPr>
+          <w:rStyle w:val="OperatorTok"/>
+        </w:rPr>
+        <w:t xml:space="preserve">*</w:t>
+      </w:r>
+      <w:r>
+        <w:rPr>
+          <w:rStyle w:val="NormalTok"/>
+        </w:rPr>
+        <w:t xml:space="preserve"> dt </w:t>
+      </w:r>
+      <w:r>
+        <w:rPr>
+          <w:rStyle w:val="OperatorTok"/>
+        </w:rPr>
+        <w:t xml:space="preserve">/</w:t>
+      </w:r>
+      <w:r>
+        <w:rPr>
+          <w:rStyle w:val="NormalTok"/>
+        </w:rPr>
+        <w:t xml:space="preserve"> A</w:t>
+      </w:r>
+      <w:r>
+        <w:br/>
+      </w:r>
+      <w:r>
+        <w:rPr>
+          <w:rStyle w:val="NormalTok"/>
+        </w:rPr>
+        <w:t xml:space="preserve">    r </w:t>
+      </w:r>
+      <w:r>
+        <w:rPr>
+          <w:rStyle w:val="OperatorTok"/>
+        </w:rPr>
+        <w:t xml:space="preserve">=</w:t>
+      </w:r>
+      <w:r>
+        <w:rPr>
+          <w:rStyle w:val="NormalTok"/>
+        </w:rPr>
+        <w:t xml:space="preserve"> </w:t>
+      </w:r>
+      <w:r>
+        <w:rPr>
+          <w:rStyle w:val="OperatorTok"/>
+        </w:rPr>
+        <w:t xml:space="preserve">-</w:t>
+      </w:r>
+      <w:r>
+        <w:rPr>
+          <w:rStyle w:val="NormalTok"/>
+        </w:rPr>
+        <w:t xml:space="preserve">((h2 </w:t>
+      </w:r>
+      <w:r>
+        <w:rPr>
+          <w:rStyle w:val="OperatorTok"/>
+        </w:rPr>
+        <w:t xml:space="preserve">-</w:t>
+      </w:r>
+      <w:r>
+        <w:rPr>
+          <w:rStyle w:val="NormalTok"/>
+        </w:rPr>
+        <w:t xml:space="preserve"> h_ref) </w:t>
+      </w:r>
+      <w:r>
+        <w:rPr>
+          <w:rStyle w:val="OperatorTok"/>
+        </w:rPr>
+        <w:t xml:space="preserve">**</w:t>
+      </w:r>
+      <w:r>
+        <w:rPr>
+          <w:rStyle w:val="NormalTok"/>
+        </w:rPr>
+        <w:t xml:space="preserve"> </w:t>
+      </w:r>
+      <w:r>
+        <w:rPr>
+          <w:rStyle w:val="DecValTok"/>
+        </w:rPr>
+        <w:t xml:space="preserve">2</w:t>
+      </w:r>
+      <w:r>
+        <w:rPr>
+          <w:rStyle w:val="NormalTok"/>
+        </w:rPr>
+        <w:t xml:space="preserve"> </w:t>
+      </w:r>
+      <w:r>
+        <w:rPr>
+          <w:rStyle w:val="OperatorTok"/>
+        </w:rPr>
+        <w:t xml:space="preserve">+</w:t>
+      </w:r>
+      <w:r>
+        <w:rPr>
+          <w:rStyle w:val="NormalTok"/>
+        </w:rPr>
+        <w:t xml:space="preserve"> </w:t>
+      </w:r>
+      <w:r>
+        <w:rPr>
+          <w:rStyle w:val="FloatTok"/>
+        </w:rPr>
+        <w:t xml:space="preserve">0.01</w:t>
+      </w:r>
+      <w:r>
+        <w:rPr>
+          <w:rStyle w:val="NormalTok"/>
+        </w:rPr>
+        <w:t xml:space="preserve"> </w:t>
+      </w:r>
+      <w:r>
+        <w:rPr>
+          <w:rStyle w:val="OperatorTok"/>
+        </w:rPr>
+        <w:t xml:space="preserve">*</w:t>
+      </w:r>
+      <w:r>
+        <w:rPr>
+          <w:rStyle w:val="NormalTok"/>
+        </w:rPr>
+        <w:t xml:space="preserve"> u </w:t>
+      </w:r>
+      <w:r>
+        <w:rPr>
+          <w:rStyle w:val="OperatorTok"/>
+        </w:rPr>
+        <w:t xml:space="preserve">*</w:t>
+      </w:r>
+      <w:r>
+        <w:rPr>
+          <w:rStyle w:val="NormalTok"/>
+        </w:rPr>
+        <w:t xml:space="preserve"> u)</w:t>
+      </w:r>
+      <w:r>
+        <w:br/>
+      </w:r>
+      <w:r>
+        <w:rPr>
+          <w:rStyle w:val="NormalTok"/>
+        </w:rPr>
+        <w:t xml:space="preserve">    </w:t>
+      </w:r>
+      <w:r>
+        <w:rPr>
+          <w:rStyle w:val="ControlFlowTok"/>
+        </w:rPr>
+        <w:t xml:space="preserve">return</w:t>
+      </w:r>
+      <w:r>
+        <w:rPr>
+          <w:rStyle w:val="NormalTok"/>
+        </w:rPr>
+        <w:t xml:space="preserve"> h2, r</w:t>
+      </w:r>
+      <w:r>
+        <w:br/>
+      </w:r>
+      <w:r>
+        <w:br/>
+      </w:r>
+      <w:r>
+        <w:rPr>
+          <w:rStyle w:val="ControlFlowTok"/>
+        </w:rPr>
+        <w:t xml:space="preserve">for</w:t>
+      </w:r>
+      <w:r>
+        <w:rPr>
+          <w:rStyle w:val="NormalTok"/>
+        </w:rPr>
+        <w:t xml:space="preserve"> ep </w:t>
+      </w:r>
+      <w:r>
+        <w:rPr>
+          <w:rStyle w:val="KeywordTok"/>
+        </w:rPr>
+        <w:t xml:space="preserve">in</w:t>
+      </w:r>
+      <w:r>
+        <w:rPr>
+          <w:rStyle w:val="NormalTok"/>
+        </w:rPr>
+        <w:t xml:space="preserve"> </w:t>
+      </w:r>
+      <w:r>
+        <w:rPr>
+          <w:rStyle w:val="BuiltInTok"/>
+        </w:rPr>
+        <w:t xml:space="preserve">range</w:t>
+      </w:r>
+      <w:r>
+        <w:rPr>
+          <w:rStyle w:val="NormalTok"/>
+        </w:rPr>
+        <w:t xml:space="preserve">(</w:t>
+      </w:r>
+      <w:r>
+        <w:rPr>
+          <w:rStyle w:val="DecValTok"/>
+        </w:rPr>
+        <w:t xml:space="preserve">5</w:t>
+      </w:r>
+      <w:r>
+        <w:rPr>
+          <w:rStyle w:val="NormalTok"/>
+        </w:rPr>
+        <w:t xml:space="preserve">):  </w:t>
+      </w:r>
+      <w:r>
+        <w:rPr>
+          <w:rStyle w:val="CommentTok"/>
+        </w:rPr>
+        <w:t xml:space="preserve"># 演示回合</w:t>
+      </w:r>
+      <w:r>
+        <w:br/>
+      </w:r>
+      <w:r>
+        <w:rPr>
+          <w:rStyle w:val="NormalTok"/>
+        </w:rPr>
+        <w:t xml:space="preserve">    h </w:t>
+      </w:r>
+      <w:r>
+        <w:rPr>
+          <w:rStyle w:val="OperatorTok"/>
+        </w:rPr>
+        <w:t xml:space="preserve">=</w:t>
+      </w:r>
+      <w:r>
+        <w:rPr>
+          <w:rStyle w:val="NormalTok"/>
+        </w:rPr>
+        <w:t xml:space="preserve"> np.random.uniform(</w:t>
+      </w:r>
+      <w:r>
+        <w:rPr>
+          <w:rStyle w:val="FloatTok"/>
+        </w:rPr>
+        <w:t xml:space="preserve">2.0</w:t>
+      </w:r>
+      <w:r>
+        <w:rPr>
+          <w:rStyle w:val="NormalTok"/>
+        </w:rPr>
+        <w:t xml:space="preserve">, </w:t>
+      </w:r>
+      <w:r>
+        <w:rPr>
+          <w:rStyle w:val="FloatTok"/>
+        </w:rPr>
+        <w:t xml:space="preserve">8.0</w:t>
+      </w:r>
+      <w:r>
+        <w:rPr>
+          <w:rStyle w:val="NormalTok"/>
+        </w:rPr>
+        <w:t xml:space="preserve">)</w:t>
+      </w:r>
+      <w:r>
+        <w:br/>
+      </w:r>
+      <w:r>
+        <w:rPr>
+          <w:rStyle w:val="NormalTok"/>
+        </w:rPr>
+        <w:t xml:space="preserve">    </w:t>
+      </w:r>
+      <w:r>
+        <w:rPr>
+          <w:rStyle w:val="ControlFlowTok"/>
+        </w:rPr>
+        <w:t xml:space="preserve">for</w:t>
+      </w:r>
+      <w:r>
+        <w:rPr>
+          <w:rStyle w:val="NormalTok"/>
+        </w:rPr>
+        <w:t xml:space="preserve"> t </w:t>
+      </w:r>
+      <w:r>
+        <w:rPr>
+          <w:rStyle w:val="KeywordTok"/>
+        </w:rPr>
+        <w:t xml:space="preserve">in</w:t>
+      </w:r>
+      <w:r>
+        <w:rPr>
+          <w:rStyle w:val="NormalTok"/>
+        </w:rPr>
+        <w:t xml:space="preserve"> </w:t>
+      </w:r>
+      <w:r>
+        <w:rPr>
+          <w:rStyle w:val="BuiltInTok"/>
+        </w:rPr>
+        <w:t xml:space="preserve">range</w:t>
+      </w:r>
+      <w:r>
+        <w:rPr>
+          <w:rStyle w:val="NormalTok"/>
+        </w:rPr>
+        <w:t xml:space="preserve">(</w:t>
+      </w:r>
+      <w:r>
+        <w:rPr>
+          <w:rStyle w:val="DecValTok"/>
+        </w:rPr>
+        <w:t xml:space="preserve">25</w:t>
+      </w:r>
+      <w:r>
+        <w:rPr>
+          <w:rStyle w:val="NormalTok"/>
+        </w:rPr>
+        <w:t xml:space="preserve">):</w:t>
+      </w:r>
+      <w:r>
+        <w:br/>
+      </w:r>
+      <w:r>
+        <w:rPr>
+          <w:rStyle w:val="NormalTok"/>
+        </w:rPr>
+        <w:t xml:space="preserve">        mu </w:t>
+      </w:r>
+      <w:r>
+        <w:rPr>
+          <w:rStyle w:val="OperatorTok"/>
+        </w:rPr>
+        <w:t xml:space="preserve">=</w:t>
+      </w:r>
+      <w:r>
+        <w:rPr>
+          <w:rStyle w:val="NormalTok"/>
+        </w:rPr>
+        <w:t xml:space="preserve"> wa </w:t>
+      </w:r>
+      <w:r>
+        <w:rPr>
+          <w:rStyle w:val="OperatorTok"/>
+        </w:rPr>
+        <w:t xml:space="preserve">*</w:t>
+      </w:r>
+      <w:r>
+        <w:rPr>
+          <w:rStyle w:val="NormalTok"/>
+        </w:rPr>
+        <w:t xml:space="preserve"> h </w:t>
+      </w:r>
+      <w:r>
+        <w:rPr>
+          <w:rStyle w:val="OperatorTok"/>
+        </w:rPr>
+        <w:t xml:space="preserve">+</w:t>
+      </w:r>
+      <w:r>
+        <w:rPr>
+          <w:rStyle w:val="NormalTok"/>
+        </w:rPr>
+        <w:t xml:space="preserve"> ba</w:t>
+      </w:r>
+      <w:r>
+        <w:br/>
+      </w:r>
+      <w:r>
+        <w:rPr>
+          <w:rStyle w:val="NormalTok"/>
+        </w:rPr>
+        <w:t xml:space="preserve">        a_raw </w:t>
+      </w:r>
+      <w:r>
+        <w:rPr>
+          <w:rStyle w:val="OperatorTok"/>
+        </w:rPr>
+        <w:t xml:space="preserve">=</w:t>
+      </w:r>
+      <w:r>
+        <w:rPr>
+          <w:rStyle w:val="NormalTok"/>
+        </w:rPr>
+        <w:t xml:space="preserve"> mu </w:t>
+      </w:r>
+      <w:r>
+        <w:rPr>
+          <w:rStyle w:val="OperatorTok"/>
+        </w:rPr>
+        <w:t xml:space="preserve">+</w:t>
+      </w:r>
+      <w:r>
+        <w:rPr>
+          <w:rStyle w:val="NormalTok"/>
+        </w:rPr>
+        <w:t xml:space="preserve"> sigma </w:t>
+      </w:r>
+      <w:r>
+        <w:rPr>
+          <w:rStyle w:val="OperatorTok"/>
+        </w:rPr>
+        <w:t xml:space="preserve">*</w:t>
+      </w:r>
+      <w:r>
+        <w:rPr>
+          <w:rStyle w:val="NormalTok"/>
+        </w:rPr>
+        <w:t xml:space="preserve"> np.random.randn()      </w:t>
+      </w:r>
+      <w:r>
+        <w:rPr>
+          <w:rStyle w:val="CommentTok"/>
+        </w:rPr>
+        <w:t xml:space="preserve"># 高斯采样动作</w:t>
+      </w:r>
+      <w:r>
+        <w:br/>
+      </w:r>
+      <w:r>
+        <w:rPr>
+          <w:rStyle w:val="NormalTok"/>
+        </w:rPr>
+        <w:t xml:space="preserve">        u </w:t>
+      </w:r>
+      <w:r>
+        <w:rPr>
+          <w:rStyle w:val="OperatorTok"/>
+        </w:rPr>
+        <w:t xml:space="preserve">=</w:t>
+      </w:r>
+      <w:r>
+        <w:rPr>
+          <w:rStyle w:val="NormalTok"/>
+        </w:rPr>
+        <w:t xml:space="preserve"> np.clip(a_raw, </w:t>
+      </w:r>
+      <w:r>
+        <w:rPr>
+          <w:rStyle w:val="FloatTok"/>
+        </w:rPr>
+        <w:t xml:space="preserve">0.0</w:t>
+      </w:r>
+      <w:r>
+        <w:rPr>
+          <w:rStyle w:val="NormalTok"/>
+        </w:rPr>
+        <w:t xml:space="preserve">, </w:t>
+      </w:r>
+      <w:r>
+        <w:rPr>
+          <w:rStyle w:val="FloatTok"/>
+        </w:rPr>
+        <w:t xml:space="preserve">1.0</w:t>
+      </w:r>
+      <w:r>
+        <w:rPr>
+          <w:rStyle w:val="NormalTok"/>
+        </w:rPr>
+        <w:t xml:space="preserve">)                </w:t>
+      </w:r>
+      <w:r>
+        <w:rPr>
+          <w:rStyle w:val="CommentTok"/>
+        </w:rPr>
+        <w:t xml:space="preserve"># 闸门开度约束</w:t>
+      </w:r>
+      <w:r>
+        <w:br/>
+      </w:r>
+      <w:r>
+        <w:rPr>
+          <w:rStyle w:val="NormalTok"/>
+        </w:rPr>
+        <w:t xml:space="preserve">        h2, r </w:t>
+      </w:r>
+      <w:r>
+        <w:rPr>
+          <w:rStyle w:val="OperatorTok"/>
+        </w:rPr>
+        <w:t xml:space="preserve">=</w:t>
+      </w:r>
+      <w:r>
+        <w:rPr>
+          <w:rStyle w:val="NormalTok"/>
+        </w:rPr>
+        <w:t xml:space="preserve"> env_step(h, u)</w:t>
+      </w:r>
+      <w:r>
+        <w:br/>
+      </w:r>
+      <w:r>
+        <w:br/>
+      </w:r>
+      <w:r>
+        <w:rPr>
+          <w:rStyle w:val="NormalTok"/>
+        </w:rPr>
+        <w:t xml:space="preserve">        </w:t>
+      </w:r>
+      <w:r>
+        <w:rPr>
+          <w:rStyle w:val="CommentTok"/>
+        </w:rPr>
+        <w:t xml:space="preserve"># TD误差：delta = r + gamma*V(s') - V(s)</w:t>
+      </w:r>
+      <w:r>
+        <w:br/>
+      </w:r>
+      <w:r>
+        <w:rPr>
+          <w:rStyle w:val="NormalTok"/>
+        </w:rPr>
+        <w:t xml:space="preserve">        v, v2 </w:t>
+      </w:r>
+      <w:r>
+        <w:rPr>
+          <w:rStyle w:val="OperatorTok"/>
+        </w:rPr>
+        <w:t xml:space="preserve">=</w:t>
+      </w:r>
+      <w:r>
+        <w:rPr>
+          <w:rStyle w:val="NormalTok"/>
+        </w:rPr>
+        <w:t xml:space="preserve"> wc </w:t>
+      </w:r>
+      <w:r>
+        <w:rPr>
+          <w:rStyle w:val="OperatorTok"/>
+        </w:rPr>
+        <w:t xml:space="preserve">*</w:t>
+      </w:r>
+      <w:r>
+        <w:rPr>
+          <w:rStyle w:val="NormalTok"/>
+        </w:rPr>
+        <w:t xml:space="preserve"> h </w:t>
+      </w:r>
+      <w:r>
+        <w:rPr>
+          <w:rStyle w:val="OperatorTok"/>
+        </w:rPr>
+        <w:t xml:space="preserve">+</w:t>
+      </w:r>
+      <w:r>
+        <w:rPr>
+          <w:rStyle w:val="NormalTok"/>
+        </w:rPr>
+        <w:t xml:space="preserve"> bc, wc </w:t>
+      </w:r>
+      <w:r>
+        <w:rPr>
+          <w:rStyle w:val="OperatorTok"/>
+        </w:rPr>
+        <w:t xml:space="preserve">*</w:t>
+      </w:r>
+      <w:r>
+        <w:rPr>
+          <w:rStyle w:val="NormalTok"/>
+        </w:rPr>
+        <w:t xml:space="preserve"> h2 </w:t>
+      </w:r>
+      <w:r>
+        <w:rPr>
+          <w:rStyle w:val="OperatorTok"/>
+        </w:rPr>
+        <w:t xml:space="preserve">+</w:t>
+      </w:r>
+      <w:r>
+        <w:rPr>
+          <w:rStyle w:val="NormalTok"/>
+        </w:rPr>
+        <w:t xml:space="preserve"> bc</w:t>
+      </w:r>
+      <w:r>
+        <w:br/>
+      </w:r>
+      <w:r>
+        <w:rPr>
+          <w:rStyle w:val="NormalTok"/>
+        </w:rPr>
+        <w:t xml:space="preserve">        delta </w:t>
+      </w:r>
+      <w:r>
+        <w:rPr>
+          <w:rStyle w:val="OperatorTok"/>
+        </w:rPr>
+        <w:t xml:space="preserve">=</w:t>
+      </w:r>
+      <w:r>
+        <w:rPr>
+          <w:rStyle w:val="NormalTok"/>
+        </w:rPr>
+        <w:t xml:space="preserve"> r </w:t>
+      </w:r>
+      <w:r>
+        <w:rPr>
+          <w:rStyle w:val="OperatorTok"/>
+        </w:rPr>
+        <w:t xml:space="preserve">+</w:t>
+      </w:r>
+      <w:r>
+        <w:rPr>
+          <w:rStyle w:val="NormalTok"/>
+        </w:rPr>
+        <w:t xml:space="preserve"> gamma </w:t>
+      </w:r>
+      <w:r>
+        <w:rPr>
+          <w:rStyle w:val="OperatorTok"/>
+        </w:rPr>
+        <w:t xml:space="preserve">*</w:t>
+      </w:r>
+      <w:r>
+        <w:rPr>
+          <w:rStyle w:val="NormalTok"/>
+        </w:rPr>
+        <w:t xml:space="preserve"> v2 </w:t>
+      </w:r>
+      <w:r>
+        <w:rPr>
+          <w:rStyle w:val="OperatorTok"/>
+        </w:rPr>
+        <w:t xml:space="preserve">-</w:t>
+      </w:r>
+      <w:r>
+        <w:rPr>
+          <w:rStyle w:val="NormalTok"/>
+        </w:rPr>
+        <w:t xml:space="preserve"> v</w:t>
+      </w:r>
+      <w:r>
+        <w:br/>
+      </w:r>
+      <w:r>
+        <w:br/>
+      </w:r>
+      <w:r>
+        <w:rPr>
+          <w:rStyle w:val="NormalTok"/>
+        </w:rPr>
+        <w:t xml:space="preserve">        </w:t>
+      </w:r>
+      <w:r>
+        <w:rPr>
+          <w:rStyle w:val="CommentTok"/>
+        </w:rPr>
+        <w:t xml:space="preserve"># Critic更新：最小化TD误差平方</w:t>
+      </w:r>
+      <w:r>
+        <w:br/>
+      </w:r>
+      <w:r>
+        <w:rPr>
+          <w:rStyle w:val="NormalTok"/>
+        </w:rPr>
+        <w:t xml:space="preserve">        wc </w:t>
+      </w:r>
+      <w:r>
+        <w:rPr>
+          <w:rStyle w:val="OperatorTok"/>
+        </w:rPr>
+        <w:t xml:space="preserve">+=</w:t>
+      </w:r>
+      <w:r>
+        <w:rPr>
+          <w:rStyle w:val="NormalTok"/>
+        </w:rPr>
+        <w:t xml:space="preserve"> lr_c </w:t>
+      </w:r>
+      <w:r>
+        <w:rPr>
+          <w:rStyle w:val="OperatorTok"/>
+        </w:rPr>
+        <w:t xml:space="preserve">*</w:t>
+      </w:r>
+      <w:r>
+        <w:rPr>
+          <w:rStyle w:val="NormalTok"/>
+        </w:rPr>
+        <w:t xml:space="preserve"> delta </w:t>
+      </w:r>
+      <w:r>
+        <w:rPr>
+          <w:rStyle w:val="OperatorTok"/>
+        </w:rPr>
+        <w:t xml:space="preserve">*</w:t>
+      </w:r>
+      <w:r>
+        <w:rPr>
+          <w:rStyle w:val="NormalTok"/>
+        </w:rPr>
+        <w:t xml:space="preserve"> h</w:t>
+      </w:r>
+      <w:r>
+        <w:br/>
+      </w:r>
+      <w:r>
+        <w:rPr>
+          <w:rStyle w:val="NormalTok"/>
+        </w:rPr>
+        <w:t xml:space="preserve">        bc </w:t>
+      </w:r>
+      <w:r>
+        <w:rPr>
+          <w:rStyle w:val="OperatorTok"/>
+        </w:rPr>
+        <w:t xml:space="preserve">+=</w:t>
+      </w:r>
+      <w:r>
+        <w:rPr>
+          <w:rStyle w:val="NormalTok"/>
+        </w:rPr>
+        <w:t xml:space="preserve"> lr_c </w:t>
+      </w:r>
+      <w:r>
+        <w:rPr>
+          <w:rStyle w:val="OperatorTok"/>
+        </w:rPr>
+        <w:t xml:space="preserve">*</w:t>
+      </w:r>
+      <w:r>
+        <w:rPr>
+          <w:rStyle w:val="NormalTok"/>
+        </w:rPr>
+        <w:t xml:space="preserve"> delta</w:t>
+      </w:r>
+      <w:r>
+        <w:br/>
+      </w:r>
+      <w:r>
+        <w:br/>
+      </w:r>
+      <w:r>
+        <w:rPr>
+          <w:rStyle w:val="NormalTok"/>
+        </w:rPr>
+        <w:t xml:space="preserve">        </w:t>
+      </w:r>
+      <w:r>
+        <w:rPr>
+          <w:rStyle w:val="CommentTok"/>
+        </w:rPr>
+        <w:t xml:space="preserve"># Actor更新：theta += lr * delta * grad(log pi(a|s))</w:t>
+      </w:r>
+      <w:r>
+        <w:br/>
+      </w:r>
+      <w:r>
+        <w:rPr>
+          <w:rStyle w:val="NormalTok"/>
+        </w:rPr>
+        <w:t xml:space="preserve">        g </w:t>
+      </w:r>
+      <w:r>
+        <w:rPr>
+          <w:rStyle w:val="OperatorTok"/>
+        </w:rPr>
+        <w:t xml:space="preserve">=</w:t>
+      </w:r>
+      <w:r>
+        <w:rPr>
+          <w:rStyle w:val="NormalTok"/>
+        </w:rPr>
+        <w:t xml:space="preserve"> (a_raw </w:t>
+      </w:r>
+      <w:r>
+        <w:rPr>
+          <w:rStyle w:val="OperatorTok"/>
+        </w:rPr>
+        <w:t xml:space="preserve">-</w:t>
+      </w:r>
+      <w:r>
+        <w:rPr>
+          <w:rStyle w:val="NormalTok"/>
+        </w:rPr>
+        <w:t xml:space="preserve"> mu) </w:t>
+      </w:r>
+      <w:r>
+        <w:rPr>
+          <w:rStyle w:val="OperatorTok"/>
+        </w:rPr>
+        <w:t xml:space="preserve">/</w:t>
+      </w:r>
+      <w:r>
+        <w:rPr>
+          <w:rStyle w:val="NormalTok"/>
+        </w:rPr>
+        <w:t xml:space="preserve"> (sigma </w:t>
+      </w:r>
+      <w:r>
+        <w:rPr>
+          <w:rStyle w:val="OperatorTok"/>
+        </w:rPr>
+        <w:t xml:space="preserve">**</w:t>
+      </w:r>
+      <w:r>
+        <w:rPr>
+          <w:rStyle w:val="NormalTok"/>
+        </w:rPr>
+        <w:t xml:space="preserve"> </w:t>
+      </w:r>
+      <w:r>
+        <w:rPr>
+          <w:rStyle w:val="DecValTok"/>
+        </w:rPr>
+        <w:t xml:space="preserve">2</w:t>
+      </w:r>
+      <w:r>
+        <w:rPr>
+          <w:rStyle w:val="NormalTok"/>
+        </w:rPr>
+        <w:t xml:space="preserve">)</w:t>
+      </w:r>
+      <w:r>
+        <w:br/>
+      </w:r>
+      <w:r>
+        <w:rPr>
+          <w:rStyle w:val="NormalTok"/>
+        </w:rPr>
+        <w:t xml:space="preserve">        wa </w:t>
+      </w:r>
+      <w:r>
+        <w:rPr>
+          <w:rStyle w:val="OperatorTok"/>
+        </w:rPr>
+        <w:t xml:space="preserve">+=</w:t>
+      </w:r>
+      <w:r>
+        <w:rPr>
+          <w:rStyle w:val="NormalTok"/>
+        </w:rPr>
+        <w:t xml:space="preserve"> lr_a </w:t>
+      </w:r>
+      <w:r>
+        <w:rPr>
+          <w:rStyle w:val="OperatorTok"/>
+        </w:rPr>
+        <w:t xml:space="preserve">*</w:t>
+      </w:r>
+      <w:r>
+        <w:rPr>
+          <w:rStyle w:val="NormalTok"/>
+        </w:rPr>
+        <w:t xml:space="preserve"> delta </w:t>
+      </w:r>
+      <w:r>
+        <w:rPr>
+          <w:rStyle w:val="OperatorTok"/>
+        </w:rPr>
+        <w:t xml:space="preserve">*</w:t>
+      </w:r>
+      <w:r>
+        <w:rPr>
+          <w:rStyle w:val="NormalTok"/>
+        </w:rPr>
+        <w:t xml:space="preserve"> g </w:t>
+      </w:r>
+      <w:r>
+        <w:rPr>
+          <w:rStyle w:val="OperatorTok"/>
+        </w:rPr>
+        <w:t xml:space="preserve">*</w:t>
+      </w:r>
+      <w:r>
+        <w:rPr>
+          <w:rStyle w:val="NormalTok"/>
+        </w:rPr>
+        <w:t xml:space="preserve"> h</w:t>
+      </w:r>
+      <w:r>
+        <w:br/>
+      </w:r>
+      <w:r>
+        <w:rPr>
+          <w:rStyle w:val="NormalTok"/>
+        </w:rPr>
+        <w:t xml:space="preserve">        ba </w:t>
+      </w:r>
+      <w:r>
+        <w:rPr>
+          <w:rStyle w:val="OperatorTok"/>
+        </w:rPr>
+        <w:t xml:space="preserve">+=</w:t>
+      </w:r>
+      <w:r>
+        <w:rPr>
+          <w:rStyle w:val="NormalTok"/>
+        </w:rPr>
+        <w:t xml:space="preserve"> lr_a </w:t>
+      </w:r>
+      <w:r>
+        <w:rPr>
+          <w:rStyle w:val="OperatorTok"/>
+        </w:rPr>
+        <w:t xml:space="preserve">*</w:t>
+      </w:r>
+      <w:r>
+        <w:rPr>
+          <w:rStyle w:val="NormalTok"/>
+        </w:rPr>
+        <w:t xml:space="preserve"> delta </w:t>
+      </w:r>
+      <w:r>
+        <w:rPr>
+          <w:rStyle w:val="OperatorTok"/>
+        </w:rPr>
+        <w:t xml:space="preserve">*</w:t>
+      </w:r>
+      <w:r>
+        <w:rPr>
+          <w:rStyle w:val="NormalTok"/>
+        </w:rPr>
+        <w:t xml:space="preserve"> g</w:t>
+      </w:r>
+      <w:r>
+        <w:br/>
+      </w:r>
+      <w:r>
+        <w:br/>
+      </w:r>
+      <w:r>
+        <w:rPr>
+          <w:rStyle w:val="NormalTok"/>
+        </w:rPr>
+        <w:t xml:space="preserve">        h </w:t>
+      </w:r>
+      <w:r>
+        <w:rPr>
+          <w:rStyle w:val="OperatorTok"/>
+        </w:rPr>
+        <w:t xml:space="preserve">=</w:t>
+      </w:r>
+      <w:r>
+        <w:rPr>
+          <w:rStyle w:val="NormalTok"/>
+        </w:rPr>
+        <w:t xml:space="preserve"> h2</w:t>
+      </w:r>
+      <w:r>
+        <w:br/>
+      </w:r>
+      <w:r>
+        <w:br/>
+      </w:r>
+      <w:r>
+        <w:rPr>
+          <w:rStyle w:val="NormalTok"/>
+        </w:rPr>
+        <w:t xml:space="preserve">    </w:t>
+      </w:r>
+      <w:r>
+        <w:rPr>
+          <w:rStyle w:val="BuiltInTok"/>
+        </w:rPr>
+        <w:t xml:space="preserve">print</w:t>
+      </w:r>
+      <w:r>
+        <w:rPr>
+          <w:rStyle w:val="NormalTok"/>
+        </w:rPr>
+        <w:t xml:space="preserve">(</w:t>
+      </w:r>
+      <w:r>
+        <w:rPr>
+          <w:rStyle w:val="SpecialStringTok"/>
+        </w:rPr>
+        <w:t xml:space="preserve">f"ep=</w:t>
+      </w:r>
+      <w:r>
+        <w:rPr>
+          <w:rStyle w:val="SpecialCharTok"/>
+        </w:rPr>
+        <w:t xml:space="preserve">{</w:t>
+      </w:r>
+      <w:r>
+        <w:rPr>
+          <w:rStyle w:val="NormalTok"/>
+        </w:rPr>
+        <w:t xml:space="preserve">ep</w:t>
+      </w:r>
+      <w:r>
+        <w:rPr>
+          <w:rStyle w:val="SpecialCharTok"/>
+        </w:rPr>
+        <w:t xml:space="preserve">}</w:t>
+      </w:r>
+      <w:r>
+        <w:rPr>
+          <w:rStyle w:val="SpecialStringTok"/>
+        </w:rPr>
+        <w:t xml:space="preserve">, h=</w:t>
+      </w:r>
+      <w:r>
+        <w:rPr>
+          <w:rStyle w:val="SpecialCharTok"/>
+        </w:rPr>
+        <w:t xml:space="preserve">{</w:t>
+      </w:r>
+      <w:r>
+        <w:rPr>
+          <w:rStyle w:val="NormalTok"/>
+        </w:rPr>
+        <w:t xml:space="preserve">h</w:t>
+      </w:r>
+      <w:r>
+        <w:rPr>
+          <w:rStyle w:val="SpecialCharTok"/>
+        </w:rPr>
+        <w:t xml:space="preserve">:.3f}</w:t>
+      </w:r>
+      <w:r>
+        <w:rPr>
+          <w:rStyle w:val="SpecialStringTok"/>
+        </w:rPr>
+        <w:t xml:space="preserve">, mu=</w:t>
+      </w:r>
+      <w:r>
+        <w:rPr>
+          <w:rStyle w:val="SpecialCharTok"/>
+        </w:rPr>
+        <w:t xml:space="preserve">{</w:t>
+      </w:r>
+      <w:r>
+        <w:rPr>
+          <w:rStyle w:val="NormalTok"/>
+        </w:rPr>
+        <w:t xml:space="preserve">wa</w:t>
+      </w:r>
+      <w:r>
+        <w:rPr>
+          <w:rStyle w:val="OperatorTok"/>
+        </w:rPr>
+        <w:t xml:space="preserve">*</w:t>
+      </w:r>
+      <w:r>
+        <w:rPr>
+          <w:rStyle w:val="NormalTok"/>
+        </w:rPr>
+        <w:t xml:space="preserve">h</w:t>
+      </w:r>
+      <w:r>
+        <w:rPr>
+          <w:rStyle w:val="OperatorTok"/>
+        </w:rPr>
+        <w:t xml:space="preserve">+</w:t>
+      </w:r>
+      <w:r>
+        <w:rPr>
+          <w:rStyle w:val="NormalTok"/>
+        </w:rPr>
+        <w:t xml:space="preserve">ba</w:t>
+      </w:r>
+      <w:r>
+        <w:rPr>
+          <w:rStyle w:val="SpecialCharTok"/>
+        </w:rPr>
+        <w:t xml:space="preserve">:.3f}</w:t>
+      </w:r>
+      <w:r>
+        <w:rPr>
+          <w:rStyle w:val="SpecialStringTok"/>
+        </w:rPr>
+        <w:t xml:space="preserve">, V=</w:t>
+      </w:r>
+      <w:r>
+        <w:rPr>
+          <w:rStyle w:val="SpecialCharTok"/>
+        </w:rPr>
+        <w:t xml:space="preserve">{</w:t>
+      </w:r>
+      <w:r>
+        <w:rPr>
+          <w:rStyle w:val="NormalTok"/>
+        </w:rPr>
+        <w:t xml:space="preserve">wc</w:t>
+      </w:r>
+      <w:r>
+        <w:rPr>
+          <w:rStyle w:val="OperatorTok"/>
+        </w:rPr>
+        <w:t xml:space="preserve">*</w:t>
+      </w:r>
+      <w:r>
+        <w:rPr>
+          <w:rStyle w:val="NormalTok"/>
+        </w:rPr>
+        <w:t xml:space="preserve">h</w:t>
+      </w:r>
+      <w:r>
+        <w:rPr>
+          <w:rStyle w:val="OperatorTok"/>
+        </w:rPr>
+        <w:t xml:space="preserve">+</w:t>
+      </w:r>
+      <w:r>
+        <w:rPr>
+          <w:rStyle w:val="NormalTok"/>
+        </w:rPr>
+        <w:t xml:space="preserve">bc</w:t>
+      </w:r>
+      <w:r>
+        <w:rPr>
+          <w:rStyle w:val="SpecialCharTok"/>
+        </w:rPr>
+        <w:t xml:space="preserve">:.3f}</w:t>
+      </w:r>
+      <w:r>
+        <w:rPr>
+          <w:rStyle w:val="SpecialStringTok"/>
+        </w:rPr>
+        <w:t xml:space="preserve">"</w:t>
+      </w:r>
+      <w:r>
+        <w:rPr>
+          <w:rStyle w:val="NormalTok"/>
+        </w:rPr>
+        <w:t xml:space="preserve">)</w:t>
+      </w:r>
+    </w:p>
+    <w:p>
+      <w:r>
+        <w:pict>
+          <v:rect style="width:0;height:1.5pt" o:hralign="center" o:hrstd="t" o:hr="t"/>
+        </w:pict>
+      </w:r>
+    </w:p>
+    <w:bookmarkEnd w:id="47"/>
+    <w:bookmarkStart w:id="48" w:name="习题"/>
     <w:p>
       <w:pPr>
         <w:pStyle w:val="Heading2"/>
@@ -21164,8 +22839,8 @@
         </w:pict>
       </w:r>
     </w:p>
-    <w:bookmarkEnd w:id="47"/>
-    <w:bookmarkStart w:id="48" w:name="参考文献"/>
+    <w:bookmarkEnd w:id="48"/>
+    <w:bookmarkStart w:id="49" w:name="参考文献"/>
     <w:p>
       <w:pPr>
         <w:pStyle w:val="Heading2"/>
@@ -21413,8 +23088,8 @@
         <w:t xml:space="preserve"> 2025, 23(04): 778-786. DOI:10.13476/j.cnki.nsbdqk.2025.0079.</w:t>
       </w:r>
     </w:p>
-    <w:bookmarkEnd w:id="48"/>
     <w:bookmarkEnd w:id="49"/>
+    <w:bookmarkEnd w:id="50"/>
     <w:sectPr>
       <w:footnotePr>
         <w:numRestart w:val="eachSect"/>
